--- a/Novosibirsk_State_University/Курсовая работа/План.docx
+++ b/Novosibirsk_State_University/Курсовая работа/План.docx
@@ -15,6 +15,8 @@
       <w:r>
         <w:rPr>
           <w:rFonts w:eastAsia="Calibri" w:cs="Times New Roman"/>
+          <w:b/>
+          <w:bCs/>
           <w:szCs w:val="24"/>
           <w:lang w:eastAsia="en-US"/>
         </w:rPr>
@@ -23,10 +25,20 @@
       <w:r>
         <w:rPr>
           <w:rFonts w:eastAsia="Calibri" w:cs="Times New Roman"/>
-          <w:szCs w:val="24"/>
-          <w:lang w:eastAsia="en-US"/>
-        </w:rPr>
-        <w:t xml:space="preserve">: </w:t>
+          <w:b/>
+          <w:bCs/>
+          <w:szCs w:val="24"/>
+          <w:lang w:eastAsia="en-US"/>
+        </w:rPr>
+        <w:t>:</w:t>
+      </w:r>
+      <w:r>
+        <w:rPr>
+          <w:rFonts w:eastAsia="Calibri" w:cs="Times New Roman"/>
+          <w:szCs w:val="24"/>
+          <w:lang w:eastAsia="en-US"/>
+        </w:rPr>
+        <w:t xml:space="preserve"> </w:t>
       </w:r>
       <w:r>
         <w:rPr>
@@ -35,6 +47,14 @@
           <w:lang w:eastAsia="en-US"/>
         </w:rPr>
         <w:t>Климов Богдан Алексеевич</w:t>
+      </w:r>
+      <w:r>
+        <w:rPr>
+          <w:rFonts w:eastAsia="Calibri" w:cs="Times New Roman"/>
+          <w:szCs w:val="24"/>
+          <w:lang w:eastAsia="en-US"/>
+        </w:rPr>
+        <w:t>.</w:t>
       </w:r>
     </w:p>
     <w:p>
@@ -50,6 +70,8 @@
       <w:r>
         <w:rPr>
           <w:rFonts w:eastAsia="Calibri" w:cs="Times New Roman"/>
+          <w:b/>
+          <w:bCs/>
           <w:szCs w:val="24"/>
           <w:lang w:eastAsia="en-US"/>
         </w:rPr>
@@ -58,6 +80,8 @@
       <w:r>
         <w:rPr>
           <w:rFonts w:eastAsia="Calibri" w:cs="Times New Roman"/>
+          <w:b/>
+          <w:bCs/>
           <w:szCs w:val="24"/>
           <w:lang w:eastAsia="en-US"/>
         </w:rPr>
@@ -78,6 +102,14 @@
           <w:lang w:eastAsia="en-US"/>
         </w:rPr>
         <w:t>22357</w:t>
+      </w:r>
+      <w:r>
+        <w:rPr>
+          <w:rFonts w:eastAsia="Calibri" w:cs="Times New Roman"/>
+          <w:szCs w:val="24"/>
+          <w:lang w:eastAsia="en-US"/>
+        </w:rPr>
+        <w:t>.</w:t>
       </w:r>
     </w:p>
     <w:p>
@@ -93,6 +125,8 @@
       <w:r>
         <w:rPr>
           <w:rFonts w:eastAsia="Calibri" w:cs="Times New Roman"/>
+          <w:b/>
+          <w:bCs/>
           <w:szCs w:val="24"/>
           <w:lang w:eastAsia="en-US"/>
         </w:rPr>
@@ -101,6 +135,8 @@
       <w:r>
         <w:rPr>
           <w:rFonts w:eastAsia="Calibri" w:cs="Times New Roman"/>
+          <w:b/>
+          <w:bCs/>
           <w:szCs w:val="24"/>
           <w:lang w:eastAsia="en-US"/>
         </w:rPr>
@@ -120,23 +156,40 @@
           <w:szCs w:val="24"/>
           <w:lang w:eastAsia="en-US"/>
         </w:rPr>
+        <w:t xml:space="preserve">к.т.н., </w:t>
+      </w:r>
+      <w:r>
+        <w:rPr>
+          <w:rFonts w:eastAsia="Calibri" w:cs="Times New Roman"/>
+          <w:szCs w:val="24"/>
+          <w:lang w:eastAsia="en-US"/>
+        </w:rPr>
         <w:t>Котов Константин Юрьевич</w:t>
+      </w:r>
+      <w:r>
+        <w:rPr>
+          <w:rFonts w:eastAsia="Calibri" w:cs="Times New Roman"/>
+          <w:szCs w:val="24"/>
+          <w:lang w:eastAsia="en-US"/>
+        </w:rPr>
+        <w:t>.</w:t>
       </w:r>
     </w:p>
     <w:p>
       <w:pPr>
+        <w:spacing w:line="360" w:lineRule="auto"/>
         <w:ind w:firstLine="0"/>
         <w:rPr>
           <w:rFonts w:eastAsia="Calibri" w:cs="Times New Roman"/>
-          <w:iCs/>
-          <w:color w:val="000000" w:themeColor="text1"/>
-          <w:szCs w:val="24"/>
-          <w:lang w:eastAsia="en-US"/>
-        </w:rPr>
-      </w:pPr>
-      <w:r>
-        <w:rPr>
-          <w:rFonts w:eastAsia="Calibri" w:cs="Times New Roman"/>
+          <w:szCs w:val="24"/>
+          <w:lang w:eastAsia="en-US"/>
+        </w:rPr>
+      </w:pPr>
+      <w:r>
+        <w:rPr>
+          <w:rFonts w:eastAsia="Calibri" w:cs="Times New Roman"/>
+          <w:b/>
+          <w:bCs/>
           <w:szCs w:val="24"/>
           <w:lang w:eastAsia="en-US"/>
         </w:rPr>
@@ -145,6 +198,8 @@
       <w:r>
         <w:rPr>
           <w:rFonts w:eastAsia="Calibri" w:cs="Times New Roman"/>
+          <w:b/>
+          <w:bCs/>
           <w:szCs w:val="24"/>
           <w:lang w:eastAsia="en-US"/>
         </w:rPr>
@@ -153,6 +208,8 @@
       <w:r>
         <w:rPr>
           <w:rFonts w:eastAsia="Calibri" w:cs="Times New Roman"/>
+          <w:b/>
+          <w:bCs/>
           <w:szCs w:val="24"/>
           <w:lang w:eastAsia="en-US"/>
         </w:rPr>
@@ -161,6 +218,8 @@
       <w:r>
         <w:rPr>
           <w:rFonts w:eastAsia="Calibri" w:cs="Times New Roman"/>
+          <w:b/>
+          <w:bCs/>
           <w:szCs w:val="24"/>
           <w:lang w:eastAsia="en-US"/>
         </w:rPr>
@@ -169,28 +228,28 @@
       <w:r>
         <w:rPr>
           <w:rFonts w:eastAsia="Calibri" w:cs="Times New Roman"/>
-          <w:szCs w:val="24"/>
-          <w:lang w:eastAsia="en-US"/>
-        </w:rPr>
-        <w:t xml:space="preserve">: </w:t>
-      </w:r>
-      <w:proofErr w:type="spellStart"/>
-      <w:r>
-        <w:rPr>
-          <w:rFonts w:eastAsia="Calibri" w:cs="Times New Roman"/>
-          <w:szCs w:val="24"/>
-          <w:lang w:eastAsia="en-US"/>
-        </w:rPr>
-        <w:t>ИАиЭ</w:t>
-      </w:r>
-      <w:proofErr w:type="spellEnd"/>
-      <w:r>
-        <w:rPr>
-          <w:rFonts w:eastAsia="Calibri" w:cs="Times New Roman"/>
-          <w:szCs w:val="24"/>
-          <w:lang w:eastAsia="en-US"/>
-        </w:rPr>
-        <w:t xml:space="preserve"> СО РАН, </w:t>
+          <w:b/>
+          <w:bCs/>
+          <w:szCs w:val="24"/>
+          <w:lang w:eastAsia="en-US"/>
+        </w:rPr>
+        <w:t>:</w:t>
+      </w:r>
+      <w:r>
+        <w:rPr>
+          <w:rFonts w:eastAsia="Calibri" w:cs="Times New Roman"/>
+          <w:szCs w:val="24"/>
+          <w:lang w:eastAsia="en-US"/>
+        </w:rPr>
+        <w:t xml:space="preserve"> </w:t>
+      </w:r>
+      <w:r>
+        <w:rPr>
+          <w:rFonts w:eastAsia="Calibri" w:cs="Times New Roman"/>
+          <w:szCs w:val="24"/>
+          <w:lang w:eastAsia="en-US"/>
+        </w:rPr>
+        <w:t xml:space="preserve">ИАиЭ СО РАН, </w:t>
       </w:r>
       <w:r>
         <w:rPr>
@@ -199,20 +258,19 @@
           <w:lang w:eastAsia="en-US"/>
         </w:rPr>
         <w:t>лаборатория нечётких технологий</w:t>
+      </w:r>
+      <w:r>
+        <w:rPr>
+          <w:rFonts w:eastAsia="Calibri" w:cs="Times New Roman"/>
+          <w:szCs w:val="24"/>
+          <w:lang w:eastAsia="en-US"/>
+        </w:rPr>
+        <w:t>.</w:t>
       </w:r>
     </w:p>
     <w:p>
       <w:pPr>
-        <w:ind w:firstLine="924"/>
-        <w:rPr>
-          <w:rFonts w:eastAsia="Calibri" w:cs="Times New Roman"/>
-          <w:szCs w:val="24"/>
-          <w:lang w:eastAsia="en-US"/>
-        </w:rPr>
-      </w:pPr>
-    </w:p>
-    <w:p>
-      <w:pPr>
+        <w:spacing w:line="360" w:lineRule="auto"/>
         <w:ind w:firstLine="0"/>
         <w:rPr>
           <w:rFonts w:eastAsia="Calibri" w:cs="Times New Roman"/>
@@ -223,6 +281,8 @@
       <w:r>
         <w:rPr>
           <w:rFonts w:eastAsia="Calibri" w:cs="Times New Roman"/>
+          <w:b/>
+          <w:bCs/>
           <w:szCs w:val="24"/>
           <w:lang w:eastAsia="en-US"/>
         </w:rPr>
@@ -231,24 +291,52 @@
       <w:r>
         <w:rPr>
           <w:rFonts w:eastAsia="Calibri" w:cs="Times New Roman"/>
+          <w:b/>
+          <w:bCs/>
           <w:szCs w:val="24"/>
           <w:lang w:eastAsia="en-US"/>
         </w:rPr>
         <w:t>:</w:t>
       </w:r>
-    </w:p>
-    <w:p>
-      <w:pPr>
-        <w:ind w:firstLine="0"/>
-      </w:pPr>
-      <w:r>
+      <w:r>
+        <w:rPr>
+          <w:rFonts w:eastAsia="Calibri" w:cs="Times New Roman"/>
+          <w:szCs w:val="24"/>
+          <w:lang w:eastAsia="en-US"/>
+        </w:rPr>
+        <w:t xml:space="preserve"> </w:t>
+      </w:r>
+      <w:r>
+        <w:rPr>
+          <w:rFonts w:eastAsia="Calibri" w:cs="Times New Roman"/>
+          <w:szCs w:val="24"/>
+          <w:lang w:eastAsia="en-US"/>
+        </w:rPr>
         <w:t xml:space="preserve">Разработка программного модуля для контроля </w:t>
       </w:r>
       <w:r>
+        <w:rPr>
+          <w:rFonts w:eastAsia="Calibri" w:cs="Times New Roman"/>
+          <w:szCs w:val="24"/>
+          <w:lang w:eastAsia="en-US"/>
+        </w:rPr>
         <w:t>параметров</w:t>
       </w:r>
       <w:r>
+        <w:rPr>
+          <w:rFonts w:eastAsia="Calibri" w:cs="Times New Roman"/>
+          <w:szCs w:val="24"/>
+          <w:lang w:eastAsia="en-US"/>
+        </w:rPr>
         <w:t xml:space="preserve"> гидравлического молота</w:t>
+      </w:r>
+      <w:r>
+        <w:rPr>
+          <w:rFonts w:eastAsia="Calibri" w:cs="Times New Roman"/>
+          <w:szCs w:val="24"/>
+          <w:lang w:eastAsia="en-US"/>
+        </w:rPr>
+        <w:t>.</w:t>
       </w:r>
     </w:p>
     <w:p>
@@ -332,9 +420,9 @@
         <w:tblLook w:val="04A0" w:firstRow="1" w:lastRow="0" w:firstColumn="1" w:lastColumn="0" w:noHBand="0" w:noVBand="1"/>
       </w:tblPr>
       <w:tblGrid>
-        <w:gridCol w:w="540"/>
-        <w:gridCol w:w="1668"/>
-        <w:gridCol w:w="7137"/>
+        <w:gridCol w:w="607"/>
+        <w:gridCol w:w="1666"/>
+        <w:gridCol w:w="7072"/>
       </w:tblGrid>
       <w:tr>
         <w:tc>
@@ -360,6 +448,14 @@
               </w:rPr>
               <w:t>№ п/п</w:t>
             </w:r>
+            <w:r>
+              <w:rPr>
+                <w:color w:val="000000" w:themeColor="text1"/>
+                <w:szCs w:val="24"/>
+                <w:lang w:eastAsia="en-US"/>
+              </w:rPr>
+              <w:t>:</w:t>
+            </w:r>
           </w:p>
         </w:tc>
         <w:tc>
@@ -385,6 +481,14 @@
               </w:rPr>
               <w:t>Даты проводимых работ</w:t>
             </w:r>
+            <w:r>
+              <w:rPr>
+                <w:color w:val="000000" w:themeColor="text1"/>
+                <w:szCs w:val="24"/>
+                <w:lang w:eastAsia="en-US"/>
+              </w:rPr>
+              <w:t>:</w:t>
+            </w:r>
           </w:p>
         </w:tc>
         <w:tc>
@@ -409,6 +513,14 @@
                 <w:lang w:eastAsia="en-US"/>
               </w:rPr>
               <w:t>Характеристика проводимых работ</w:t>
+            </w:r>
+            <w:r>
+              <w:rPr>
+                <w:color w:val="000000" w:themeColor="text1"/>
+                <w:szCs w:val="24"/>
+                <w:lang w:eastAsia="en-US"/>
+              </w:rPr>
+              <w:t>:</w:t>
             </w:r>
           </w:p>
         </w:tc>
@@ -497,6 +609,14 @@
               </w:rPr>
               <w:t>датчиков для контроля параметров системы</w:t>
             </w:r>
+            <w:r>
+              <w:rPr>
+                <w:color w:val="000000" w:themeColor="text1"/>
+                <w:szCs w:val="24"/>
+                <w:lang w:eastAsia="en-US"/>
+              </w:rPr>
+              <w:t>.</w:t>
+            </w:r>
           </w:p>
         </w:tc>
       </w:tr>
@@ -608,6 +728,14 @@
               </w:rPr>
               <w:t>и гидравлического молота</w:t>
             </w:r>
+            <w:r>
+              <w:rPr>
+                <w:color w:val="000000" w:themeColor="text1"/>
+                <w:szCs w:val="24"/>
+                <w:lang w:eastAsia="en-US"/>
+              </w:rPr>
+              <w:t>.</w:t>
+            </w:r>
           </w:p>
         </w:tc>
       </w:tr>
@@ -719,6 +847,14 @@
               </w:rPr>
               <w:t>шкафом</w:t>
             </w:r>
+            <w:r>
+              <w:rPr>
+                <w:color w:val="000000" w:themeColor="text1"/>
+                <w:szCs w:val="24"/>
+                <w:lang w:eastAsia="en-US"/>
+              </w:rPr>
+              <w:t>.</w:t>
+            </w:r>
           </w:p>
         </w:tc>
       </w:tr>
@@ -894,6 +1030,14 @@
               </w:rPr>
               <w:t>параметров системы</w:t>
             </w:r>
+            <w:r>
+              <w:rPr>
+                <w:color w:val="000000" w:themeColor="text1"/>
+                <w:szCs w:val="24"/>
+                <w:lang w:eastAsia="en-US"/>
+              </w:rPr>
+              <w:t>.</w:t>
+            </w:r>
           </w:p>
         </w:tc>
       </w:tr>
@@ -1045,6 +1189,14 @@
               </w:rPr>
               <w:t xml:space="preserve"> и датчиков</w:t>
             </w:r>
+            <w:r>
+              <w:rPr>
+                <w:color w:val="000000" w:themeColor="text1"/>
+                <w:szCs w:val="24"/>
+                <w:lang w:eastAsia="en-US"/>
+              </w:rPr>
+              <w:t>.</w:t>
+            </w:r>
           </w:p>
         </w:tc>
       </w:tr>
@@ -1164,6 +1316,14 @@
               </w:rPr>
               <w:t>Анализ проведенных экспериментов</w:t>
             </w:r>
+            <w:r>
+              <w:rPr>
+                <w:color w:val="000000" w:themeColor="text1"/>
+                <w:szCs w:val="24"/>
+                <w:lang w:eastAsia="en-US"/>
+              </w:rPr>
+              <w:t>.</w:t>
+            </w:r>
           </w:p>
         </w:tc>
       </w:tr>
@@ -1251,6 +1411,14 @@
               </w:rPr>
               <w:t>Оформление курсовой работы</w:t>
             </w:r>
+            <w:r>
+              <w:rPr>
+                <w:color w:val="000000" w:themeColor="text1"/>
+                <w:szCs w:val="24"/>
+                <w:lang w:eastAsia="en-US"/>
+              </w:rPr>
+              <w:t>.</w:t>
+            </w:r>
           </w:p>
         </w:tc>
       </w:tr>
@@ -1512,16 +1680,7 @@
           <w:szCs w:val="24"/>
           <w:lang w:eastAsia="en-US"/>
         </w:rPr>
-        <w:t>_</w:t>
-      </w:r>
-      <w:proofErr w:type="gramStart"/>
-      <w:r>
-        <w:rPr>
-          <w:rFonts w:eastAsia="Calibri" w:cs="Times New Roman"/>
-          <w:szCs w:val="24"/>
-          <w:lang w:eastAsia="en-US"/>
-        </w:rPr>
-        <w:t>_</w:t>
+        <w:t>__</w:t>
       </w:r>
       <w:r>
         <w:rPr>
@@ -1531,7 +1690,6 @@
         </w:rPr>
         <w:t>(</w:t>
       </w:r>
-      <w:proofErr w:type="gramEnd"/>
       <w:r>
         <w:rPr>
           <w:rFonts w:eastAsia="Calibri" w:cs="Times New Roman"/>
@@ -2344,6 +2502,7 @@
   <w:style w:type="character" w:default="1" w:styleId="a0">
     <w:name w:val="Default Paragraph Font"/>
     <w:uiPriority w:val="1"/>
+    <w:semiHidden/>
     <w:unhideWhenUsed/>
   </w:style>
   <w:style w:type="table" w:default="1" w:styleId="a1">

--- a/Novosibirsk_State_University/Курсовая работа/План.docx
+++ b/Novosibirsk_State_University/Курсовая работа/План.docx
@@ -243,13 +243,23 @@
         </w:rPr>
         <w:t xml:space="preserve"> </w:t>
       </w:r>
-      <w:r>
-        <w:rPr>
-          <w:rFonts w:eastAsia="Calibri" w:cs="Times New Roman"/>
-          <w:szCs w:val="24"/>
-          <w:lang w:eastAsia="en-US"/>
-        </w:rPr>
-        <w:t xml:space="preserve">ИАиЭ СО РАН, </w:t>
+      <w:proofErr w:type="spellStart"/>
+      <w:r>
+        <w:rPr>
+          <w:rFonts w:eastAsia="Calibri" w:cs="Times New Roman"/>
+          <w:szCs w:val="24"/>
+          <w:lang w:eastAsia="en-US"/>
+        </w:rPr>
+        <w:t>ИАиЭ</w:t>
+      </w:r>
+      <w:proofErr w:type="spellEnd"/>
+      <w:r>
+        <w:rPr>
+          <w:rFonts w:eastAsia="Calibri" w:cs="Times New Roman"/>
+          <w:szCs w:val="24"/>
+          <w:lang w:eastAsia="en-US"/>
+        </w:rPr>
+        <w:t xml:space="preserve"> СО РАН, </w:t>
       </w:r>
       <w:r>
         <w:rPr>
@@ -435,14 +445,12 @@
               <w:ind w:firstLine="0"/>
               <w:jc w:val="center"/>
               <w:rPr>
-                <w:color w:val="000000" w:themeColor="text1"/>
                 <w:szCs w:val="24"/>
                 <w:lang w:eastAsia="en-US"/>
               </w:rPr>
             </w:pPr>
             <w:r>
               <w:rPr>
-                <w:color w:val="000000" w:themeColor="text1"/>
                 <w:szCs w:val="24"/>
                 <w:lang w:eastAsia="en-US"/>
               </w:rPr>
@@ -450,7 +458,6 @@
             </w:r>
             <w:r>
               <w:rPr>
-                <w:color w:val="000000" w:themeColor="text1"/>
                 <w:szCs w:val="24"/>
                 <w:lang w:eastAsia="en-US"/>
               </w:rPr>
@@ -468,14 +475,12 @@
               <w:ind w:firstLine="0"/>
               <w:jc w:val="center"/>
               <w:rPr>
-                <w:color w:val="000000" w:themeColor="text1"/>
                 <w:szCs w:val="24"/>
                 <w:lang w:eastAsia="en-US"/>
               </w:rPr>
             </w:pPr>
             <w:r>
               <w:rPr>
-                <w:color w:val="000000" w:themeColor="text1"/>
                 <w:szCs w:val="24"/>
                 <w:lang w:eastAsia="en-US"/>
               </w:rPr>
@@ -483,7 +488,6 @@
             </w:r>
             <w:r>
               <w:rPr>
-                <w:color w:val="000000" w:themeColor="text1"/>
                 <w:szCs w:val="24"/>
                 <w:lang w:eastAsia="en-US"/>
               </w:rPr>
@@ -501,14 +505,12 @@
               <w:ind w:firstLine="0"/>
               <w:jc w:val="center"/>
               <w:rPr>
-                <w:color w:val="000000" w:themeColor="text1"/>
                 <w:szCs w:val="24"/>
                 <w:lang w:eastAsia="en-US"/>
               </w:rPr>
             </w:pPr>
             <w:r>
               <w:rPr>
-                <w:color w:val="000000" w:themeColor="text1"/>
                 <w:szCs w:val="24"/>
                 <w:lang w:eastAsia="en-US"/>
               </w:rPr>
@@ -516,7 +518,6 @@
             </w:r>
             <w:r>
               <w:rPr>
-                <w:color w:val="000000" w:themeColor="text1"/>
                 <w:szCs w:val="24"/>
                 <w:lang w:eastAsia="en-US"/>
               </w:rPr>
@@ -533,18 +534,15 @@
           </w:tcPr>
           <w:p>
             <w:pPr>
-              <w:spacing w:line="360" w:lineRule="auto"/>
               <w:ind w:firstLine="0"/>
               <w:jc w:val="center"/>
               <w:rPr>
-                <w:color w:val="000000" w:themeColor="text1"/>
                 <w:szCs w:val="24"/>
                 <w:lang w:eastAsia="en-US"/>
               </w:rPr>
             </w:pPr>
             <w:r>
               <w:rPr>
-                <w:color w:val="000000" w:themeColor="text1"/>
                 <w:szCs w:val="24"/>
                 <w:lang w:eastAsia="en-US"/>
               </w:rPr>
@@ -559,18 +557,15 @@
           </w:tcPr>
           <w:p>
             <w:pPr>
-              <w:spacing w:line="360" w:lineRule="auto"/>
               <w:ind w:firstLine="0"/>
               <w:jc w:val="center"/>
               <w:rPr>
-                <w:color w:val="000000" w:themeColor="text1"/>
                 <w:szCs w:val="24"/>
                 <w:lang w:eastAsia="en-US"/>
               </w:rPr>
             </w:pPr>
             <w:r>
               <w:rPr>
-                <w:color w:val="000000" w:themeColor="text1"/>
                 <w:szCs w:val="24"/>
                 <w:lang w:eastAsia="en-US"/>
               </w:rPr>
@@ -588,14 +583,12 @@
               <w:ind w:firstLine="0"/>
               <w:jc w:val="left"/>
               <w:rPr>
-                <w:color w:val="000000" w:themeColor="text1"/>
                 <w:szCs w:val="24"/>
                 <w:lang w:eastAsia="en-US"/>
               </w:rPr>
             </w:pPr>
             <w:r>
               <w:rPr>
-                <w:color w:val="000000" w:themeColor="text1"/>
                 <w:szCs w:val="24"/>
                 <w:lang w:eastAsia="en-US"/>
               </w:rPr>
@@ -603,7 +596,6 @@
             </w:r>
             <w:r>
               <w:rPr>
-                <w:color w:val="000000" w:themeColor="text1"/>
                 <w:szCs w:val="24"/>
                 <w:lang w:eastAsia="en-US"/>
               </w:rPr>
@@ -611,7 +603,6 @@
             </w:r>
             <w:r>
               <w:rPr>
-                <w:color w:val="000000" w:themeColor="text1"/>
                 <w:szCs w:val="24"/>
                 <w:lang w:eastAsia="en-US"/>
               </w:rPr>
@@ -628,18 +619,15 @@
           </w:tcPr>
           <w:p>
             <w:pPr>
-              <w:spacing w:line="360" w:lineRule="auto"/>
               <w:ind w:firstLine="0"/>
               <w:jc w:val="center"/>
               <w:rPr>
-                <w:color w:val="000000" w:themeColor="text1"/>
                 <w:szCs w:val="24"/>
                 <w:lang w:eastAsia="en-US"/>
               </w:rPr>
             </w:pPr>
             <w:r>
               <w:rPr>
-                <w:color w:val="000000" w:themeColor="text1"/>
                 <w:szCs w:val="24"/>
                 <w:lang w:eastAsia="en-US"/>
               </w:rPr>
@@ -654,18 +642,15 @@
           </w:tcPr>
           <w:p>
             <w:pPr>
-              <w:spacing w:line="360" w:lineRule="auto"/>
               <w:ind w:firstLine="0"/>
               <w:jc w:val="center"/>
               <w:rPr>
-                <w:color w:val="000000" w:themeColor="text1"/>
                 <w:szCs w:val="24"/>
                 <w:lang w:eastAsia="en-US"/>
               </w:rPr>
             </w:pPr>
             <w:r>
               <w:rPr>
-                <w:color w:val="000000" w:themeColor="text1"/>
                 <w:szCs w:val="24"/>
                 <w:lang w:eastAsia="en-US"/>
               </w:rPr>
@@ -683,14 +668,12 @@
               <w:ind w:firstLine="0"/>
               <w:jc w:val="left"/>
               <w:rPr>
-                <w:color w:val="000000" w:themeColor="text1"/>
                 <w:szCs w:val="24"/>
                 <w:lang w:eastAsia="en-US"/>
               </w:rPr>
             </w:pPr>
             <w:r>
               <w:rPr>
-                <w:color w:val="000000" w:themeColor="text1"/>
                 <w:szCs w:val="24"/>
                 <w:lang w:eastAsia="en-US"/>
               </w:rPr>
@@ -698,39 +681,13 @@
             </w:r>
             <w:r>
               <w:rPr>
-                <w:color w:val="000000" w:themeColor="text1"/>
-                <w:szCs w:val="24"/>
-                <w:lang w:eastAsia="en-US"/>
-              </w:rPr>
-              <w:t xml:space="preserve"> документации </w:t>
-            </w:r>
-            <w:r>
-              <w:rPr>
-                <w:color w:val="000000" w:themeColor="text1"/>
-                <w:szCs w:val="24"/>
-                <w:lang w:val="en-US" w:eastAsia="en-US"/>
-              </w:rPr>
-              <w:t>ROS</w:t>
-            </w:r>
-            <w:r>
-              <w:rPr>
-                <w:color w:val="000000" w:themeColor="text1"/>
-                <w:szCs w:val="24"/>
-                <w:lang w:eastAsia="en-US"/>
-              </w:rPr>
-              <w:t xml:space="preserve"> </w:t>
-            </w:r>
-            <w:r>
-              <w:rPr>
-                <w:color w:val="000000" w:themeColor="text1"/>
-                <w:szCs w:val="24"/>
-                <w:lang w:eastAsia="en-US"/>
-              </w:rPr>
-              <w:t>и гидравлического молота</w:t>
-            </w:r>
-            <w:r>
-              <w:rPr>
-                <w:color w:val="000000" w:themeColor="text1"/>
+                <w:szCs w:val="24"/>
+                <w:lang w:eastAsia="en-US"/>
+              </w:rPr>
+              <w:t xml:space="preserve"> документации ROS и гидравлического молота</w:t>
+            </w:r>
+            <w:r>
+              <w:rPr>
                 <w:szCs w:val="24"/>
                 <w:lang w:eastAsia="en-US"/>
               </w:rPr>
@@ -747,18 +704,15 @@
           </w:tcPr>
           <w:p>
             <w:pPr>
-              <w:spacing w:line="360" w:lineRule="auto"/>
               <w:ind w:firstLine="0"/>
               <w:jc w:val="center"/>
               <w:rPr>
-                <w:color w:val="000000" w:themeColor="text1"/>
                 <w:szCs w:val="24"/>
                 <w:lang w:eastAsia="en-US"/>
               </w:rPr>
             </w:pPr>
             <w:r>
               <w:rPr>
-                <w:color w:val="000000" w:themeColor="text1"/>
                 <w:szCs w:val="24"/>
                 <w:lang w:eastAsia="en-US"/>
               </w:rPr>
@@ -773,18 +727,15 @@
           </w:tcPr>
           <w:p>
             <w:pPr>
-              <w:spacing w:line="360" w:lineRule="auto"/>
               <w:ind w:firstLine="0"/>
               <w:jc w:val="center"/>
               <w:rPr>
-                <w:color w:val="000000" w:themeColor="text1"/>
                 <w:szCs w:val="24"/>
                 <w:lang w:eastAsia="en-US"/>
               </w:rPr>
             </w:pPr>
             <w:r>
               <w:rPr>
-                <w:color w:val="000000" w:themeColor="text1"/>
                 <w:szCs w:val="24"/>
                 <w:lang w:eastAsia="en-US"/>
               </w:rPr>
@@ -802,54 +753,19 @@
               <w:ind w:firstLine="0"/>
               <w:jc w:val="left"/>
               <w:rPr>
-                <w:color w:val="000000" w:themeColor="text1"/>
                 <w:szCs w:val="24"/>
                 <w:lang w:eastAsia="en-US"/>
               </w:rPr>
             </w:pPr>
             <w:r>
               <w:rPr>
-                <w:color w:val="000000" w:themeColor="text1"/>
-                <w:szCs w:val="24"/>
-                <w:lang w:eastAsia="en-US"/>
-              </w:rPr>
-              <w:t xml:space="preserve">Сборка макета и работа с датчиками и </w:t>
-            </w:r>
-            <w:r>
-              <w:rPr>
-                <w:color w:val="000000" w:themeColor="text1"/>
-                <w:szCs w:val="24"/>
-                <w:lang w:eastAsia="en-US"/>
-              </w:rPr>
-              <w:t>телекоммуникационны</w:t>
-            </w:r>
-            <w:r>
-              <w:rPr>
-                <w:color w:val="000000" w:themeColor="text1"/>
-                <w:szCs w:val="24"/>
-                <w:lang w:eastAsia="en-US"/>
-              </w:rPr>
-              <w:t>м</w:t>
-            </w:r>
-            <w:r>
-              <w:rPr>
-                <w:color w:val="000000" w:themeColor="text1"/>
-                <w:szCs w:val="24"/>
-                <w:lang w:eastAsia="en-US"/>
-              </w:rPr>
-              <w:t xml:space="preserve"> </w:t>
-            </w:r>
-            <w:r>
-              <w:rPr>
-                <w:color w:val="000000" w:themeColor="text1"/>
-                <w:szCs w:val="24"/>
-                <w:lang w:eastAsia="en-US"/>
-              </w:rPr>
-              <w:t>шкафом</w:t>
-            </w:r>
-            <w:r>
-              <w:rPr>
-                <w:color w:val="000000" w:themeColor="text1"/>
+                <w:szCs w:val="24"/>
+                <w:lang w:eastAsia="en-US"/>
+              </w:rPr>
+              <w:t>Сборка макета и работа с датчиками и телекоммуникационным шкафом</w:t>
+            </w:r>
+            <w:r>
+              <w:rPr>
                 <w:szCs w:val="24"/>
                 <w:lang w:eastAsia="en-US"/>
               </w:rPr>
@@ -866,18 +782,15 @@
           </w:tcPr>
           <w:p>
             <w:pPr>
-              <w:spacing w:line="360" w:lineRule="auto"/>
               <w:ind w:firstLine="0"/>
               <w:jc w:val="center"/>
               <w:rPr>
-                <w:color w:val="000000" w:themeColor="text1"/>
                 <w:szCs w:val="24"/>
                 <w:lang w:eastAsia="en-US"/>
               </w:rPr>
             </w:pPr>
             <w:r>
               <w:rPr>
-                <w:color w:val="000000" w:themeColor="text1"/>
                 <w:szCs w:val="24"/>
                 <w:lang w:eastAsia="en-US"/>
               </w:rPr>
@@ -892,18 +805,15 @@
           </w:tcPr>
           <w:p>
             <w:pPr>
-              <w:spacing w:line="360" w:lineRule="auto"/>
               <w:ind w:firstLine="0"/>
               <w:jc w:val="center"/>
               <w:rPr>
-                <w:color w:val="000000" w:themeColor="text1"/>
                 <w:szCs w:val="24"/>
                 <w:lang w:eastAsia="en-US"/>
               </w:rPr>
             </w:pPr>
             <w:r>
               <w:rPr>
-                <w:color w:val="000000" w:themeColor="text1"/>
                 <w:szCs w:val="24"/>
                 <w:lang w:eastAsia="en-US"/>
               </w:rPr>
@@ -911,7 +821,6 @@
             </w:r>
             <w:r>
               <w:rPr>
-                <w:color w:val="000000" w:themeColor="text1"/>
                 <w:szCs w:val="24"/>
                 <w:lang w:eastAsia="en-US"/>
               </w:rPr>
@@ -919,7 +828,6 @@
             </w:r>
             <w:r>
               <w:rPr>
-                <w:color w:val="000000" w:themeColor="text1"/>
                 <w:szCs w:val="24"/>
                 <w:lang w:eastAsia="en-US"/>
               </w:rPr>
@@ -927,7 +835,6 @@
             </w:r>
             <w:r>
               <w:rPr>
-                <w:color w:val="000000" w:themeColor="text1"/>
                 <w:szCs w:val="24"/>
                 <w:lang w:eastAsia="en-US"/>
               </w:rPr>
@@ -935,7 +842,6 @@
             </w:r>
             <w:r>
               <w:rPr>
-                <w:color w:val="000000" w:themeColor="text1"/>
                 <w:szCs w:val="24"/>
                 <w:lang w:eastAsia="en-US"/>
               </w:rPr>
@@ -943,7 +849,6 @@
             </w:r>
             <w:r>
               <w:rPr>
-                <w:color w:val="000000" w:themeColor="text1"/>
                 <w:szCs w:val="24"/>
                 <w:lang w:eastAsia="en-US"/>
               </w:rPr>
@@ -961,14 +866,12 @@
               <w:ind w:firstLine="0"/>
               <w:jc w:val="left"/>
               <w:rPr>
-                <w:color w:val="000000" w:themeColor="text1"/>
                 <w:szCs w:val="24"/>
                 <w:lang w:eastAsia="en-US"/>
               </w:rPr>
             </w:pPr>
             <w:r>
               <w:rPr>
-                <w:color w:val="000000" w:themeColor="text1"/>
                 <w:szCs w:val="24"/>
                 <w:lang w:eastAsia="en-US"/>
               </w:rPr>
@@ -976,7 +879,6 @@
             </w:r>
             <w:r>
               <w:rPr>
-                <w:color w:val="000000" w:themeColor="text1"/>
                 <w:szCs w:val="24"/>
                 <w:lang w:eastAsia="en-US"/>
               </w:rPr>
@@ -984,7 +886,6 @@
             </w:r>
             <w:r>
               <w:rPr>
-                <w:color w:val="000000" w:themeColor="text1"/>
                 <w:szCs w:val="24"/>
                 <w:lang w:eastAsia="en-US"/>
               </w:rPr>
@@ -992,7 +893,6 @@
             </w:r>
             <w:r>
               <w:rPr>
-                <w:color w:val="000000" w:themeColor="text1"/>
                 <w:szCs w:val="24"/>
                 <w:lang w:eastAsia="en-US"/>
               </w:rPr>
@@ -1000,7 +900,6 @@
             </w:r>
             <w:r>
               <w:rPr>
-                <w:color w:val="000000" w:themeColor="text1"/>
                 <w:szCs w:val="24"/>
                 <w:lang w:eastAsia="en-US"/>
               </w:rPr>
@@ -1008,7 +907,6 @@
             </w:r>
             <w:r>
               <w:rPr>
-                <w:color w:val="000000" w:themeColor="text1"/>
                 <w:szCs w:val="24"/>
                 <w:lang w:eastAsia="en-US"/>
               </w:rPr>
@@ -1016,7 +914,6 @@
             </w:r>
             <w:r>
               <w:rPr>
-                <w:color w:val="000000" w:themeColor="text1"/>
                 <w:szCs w:val="24"/>
                 <w:lang w:eastAsia="en-US"/>
               </w:rPr>
@@ -1024,7 +921,6 @@
             </w:r>
             <w:r>
               <w:rPr>
-                <w:color w:val="000000" w:themeColor="text1"/>
                 <w:szCs w:val="24"/>
                 <w:lang w:eastAsia="en-US"/>
               </w:rPr>
@@ -1032,7 +928,6 @@
             </w:r>
             <w:r>
               <w:rPr>
-                <w:color w:val="000000" w:themeColor="text1"/>
                 <w:szCs w:val="24"/>
                 <w:lang w:eastAsia="en-US"/>
               </w:rPr>
@@ -1049,18 +944,15 @@
           </w:tcPr>
           <w:p>
             <w:pPr>
-              <w:spacing w:line="360" w:lineRule="auto"/>
               <w:ind w:firstLine="0"/>
               <w:jc w:val="center"/>
               <w:rPr>
-                <w:color w:val="000000" w:themeColor="text1"/>
                 <w:szCs w:val="24"/>
                 <w:lang w:eastAsia="en-US"/>
               </w:rPr>
             </w:pPr>
             <w:r>
               <w:rPr>
-                <w:color w:val="000000" w:themeColor="text1"/>
                 <w:szCs w:val="24"/>
                 <w:lang w:eastAsia="en-US"/>
               </w:rPr>
@@ -1075,18 +967,15 @@
           </w:tcPr>
           <w:p>
             <w:pPr>
-              <w:spacing w:line="360" w:lineRule="auto"/>
               <w:ind w:firstLine="0"/>
               <w:jc w:val="center"/>
               <w:rPr>
-                <w:color w:val="000000" w:themeColor="text1"/>
                 <w:szCs w:val="24"/>
                 <w:lang w:eastAsia="en-US"/>
               </w:rPr>
             </w:pPr>
             <w:r>
               <w:rPr>
-                <w:color w:val="000000" w:themeColor="text1"/>
                 <w:szCs w:val="24"/>
                 <w:lang w:eastAsia="en-US"/>
               </w:rPr>
@@ -1094,7 +983,6 @@
             </w:r>
             <w:r>
               <w:rPr>
-                <w:color w:val="000000" w:themeColor="text1"/>
                 <w:szCs w:val="24"/>
                 <w:lang w:eastAsia="en-US"/>
               </w:rPr>
@@ -1102,7 +990,6 @@
             </w:r>
             <w:r>
               <w:rPr>
-                <w:color w:val="000000" w:themeColor="text1"/>
                 <w:szCs w:val="24"/>
                 <w:lang w:eastAsia="en-US"/>
               </w:rPr>
@@ -1110,7 +997,6 @@
             </w:r>
             <w:r>
               <w:rPr>
-                <w:color w:val="000000" w:themeColor="text1"/>
                 <w:szCs w:val="24"/>
                 <w:lang w:eastAsia="en-US"/>
               </w:rPr>
@@ -1118,7 +1004,6 @@
             </w:r>
             <w:r>
               <w:rPr>
-                <w:color w:val="000000" w:themeColor="text1"/>
                 <w:szCs w:val="24"/>
                 <w:lang w:eastAsia="en-US"/>
               </w:rPr>
@@ -1126,7 +1011,6 @@
             </w:r>
             <w:r>
               <w:rPr>
-                <w:color w:val="000000" w:themeColor="text1"/>
                 <w:szCs w:val="24"/>
                 <w:lang w:eastAsia="en-US"/>
               </w:rPr>
@@ -1144,14 +1028,12 @@
               <w:ind w:firstLine="0"/>
               <w:jc w:val="left"/>
               <w:rPr>
-                <w:color w:val="000000" w:themeColor="text1"/>
                 <w:szCs w:val="24"/>
                 <w:lang w:eastAsia="en-US"/>
               </w:rPr>
             </w:pPr>
             <w:r>
               <w:rPr>
-                <w:color w:val="000000" w:themeColor="text1"/>
                 <w:szCs w:val="24"/>
                 <w:lang w:eastAsia="en-US"/>
               </w:rPr>
@@ -1159,7 +1041,6 @@
             </w:r>
             <w:r>
               <w:rPr>
-                <w:color w:val="000000" w:themeColor="text1"/>
                 <w:szCs w:val="24"/>
                 <w:lang w:eastAsia="en-US"/>
               </w:rPr>
@@ -1167,7 +1048,6 @@
             </w:r>
             <w:r>
               <w:rPr>
-                <w:color w:val="000000" w:themeColor="text1"/>
                 <w:szCs w:val="24"/>
                 <w:lang w:eastAsia="en-US"/>
               </w:rPr>
@@ -1175,7 +1055,6 @@
             </w:r>
             <w:r>
               <w:rPr>
-                <w:color w:val="000000" w:themeColor="text1"/>
                 <w:szCs w:val="24"/>
                 <w:lang w:eastAsia="en-US"/>
               </w:rPr>
@@ -1183,7 +1062,6 @@
             </w:r>
             <w:r>
               <w:rPr>
-                <w:color w:val="000000" w:themeColor="text1"/>
                 <w:szCs w:val="24"/>
                 <w:lang w:eastAsia="en-US"/>
               </w:rPr>
@@ -1191,7 +1069,6 @@
             </w:r>
             <w:r>
               <w:rPr>
-                <w:color w:val="000000" w:themeColor="text1"/>
                 <w:szCs w:val="24"/>
                 <w:lang w:eastAsia="en-US"/>
               </w:rPr>
@@ -1208,18 +1085,15 @@
           </w:tcPr>
           <w:p>
             <w:pPr>
-              <w:spacing w:line="360" w:lineRule="auto"/>
               <w:ind w:firstLine="0"/>
               <w:jc w:val="center"/>
               <w:rPr>
-                <w:color w:val="000000" w:themeColor="text1"/>
                 <w:szCs w:val="24"/>
                 <w:lang w:eastAsia="en-US"/>
               </w:rPr>
             </w:pPr>
             <w:r>
               <w:rPr>
-                <w:color w:val="000000" w:themeColor="text1"/>
                 <w:szCs w:val="24"/>
                 <w:lang w:eastAsia="en-US"/>
               </w:rPr>
@@ -1234,18 +1108,15 @@
           </w:tcPr>
           <w:p>
             <w:pPr>
-              <w:spacing w:line="360" w:lineRule="auto"/>
               <w:ind w:firstLine="0"/>
               <w:jc w:val="center"/>
               <w:rPr>
-                <w:color w:val="000000" w:themeColor="text1"/>
                 <w:szCs w:val="24"/>
                 <w:lang w:eastAsia="en-US"/>
               </w:rPr>
             </w:pPr>
             <w:r>
               <w:rPr>
-                <w:color w:val="000000" w:themeColor="text1"/>
                 <w:szCs w:val="24"/>
                 <w:lang w:eastAsia="en-US"/>
               </w:rPr>
@@ -1253,7 +1124,6 @@
             </w:r>
             <w:r>
               <w:rPr>
-                <w:color w:val="000000" w:themeColor="text1"/>
                 <w:szCs w:val="24"/>
                 <w:lang w:eastAsia="en-US"/>
               </w:rPr>
@@ -1261,7 +1131,6 @@
             </w:r>
             <w:r>
               <w:rPr>
-                <w:color w:val="000000" w:themeColor="text1"/>
                 <w:szCs w:val="24"/>
                 <w:lang w:eastAsia="en-US"/>
               </w:rPr>
@@ -1269,7 +1138,6 @@
             </w:r>
             <w:r>
               <w:rPr>
-                <w:color w:val="000000" w:themeColor="text1"/>
                 <w:szCs w:val="24"/>
                 <w:lang w:eastAsia="en-US"/>
               </w:rPr>
@@ -1277,7 +1145,6 @@
             </w:r>
             <w:r>
               <w:rPr>
-                <w:color w:val="000000" w:themeColor="text1"/>
                 <w:szCs w:val="24"/>
                 <w:lang w:eastAsia="en-US"/>
               </w:rPr>
@@ -1285,7 +1152,6 @@
             </w:r>
             <w:r>
               <w:rPr>
-                <w:color w:val="000000" w:themeColor="text1"/>
                 <w:szCs w:val="24"/>
                 <w:lang w:eastAsia="en-US"/>
               </w:rPr>
@@ -1303,14 +1169,12 @@
               <w:ind w:firstLine="0"/>
               <w:jc w:val="left"/>
               <w:rPr>
-                <w:color w:val="000000" w:themeColor="text1"/>
                 <w:szCs w:val="24"/>
                 <w:lang w:eastAsia="en-US"/>
               </w:rPr>
             </w:pPr>
             <w:r>
               <w:rPr>
-                <w:color w:val="000000" w:themeColor="text1"/>
                 <w:szCs w:val="24"/>
                 <w:lang w:eastAsia="en-US"/>
               </w:rPr>
@@ -1318,7 +1182,6 @@
             </w:r>
             <w:r>
               <w:rPr>
-                <w:color w:val="000000" w:themeColor="text1"/>
                 <w:szCs w:val="24"/>
                 <w:lang w:eastAsia="en-US"/>
               </w:rPr>
@@ -1335,18 +1198,15 @@
           </w:tcPr>
           <w:p>
             <w:pPr>
-              <w:spacing w:line="360" w:lineRule="auto"/>
               <w:ind w:firstLine="0"/>
               <w:jc w:val="center"/>
               <w:rPr>
-                <w:color w:val="000000" w:themeColor="text1"/>
                 <w:szCs w:val="24"/>
                 <w:lang w:eastAsia="en-US"/>
               </w:rPr>
             </w:pPr>
             <w:r>
               <w:rPr>
-                <w:color w:val="000000" w:themeColor="text1"/>
                 <w:szCs w:val="24"/>
                 <w:lang w:eastAsia="en-US"/>
               </w:rPr>
@@ -1361,18 +1221,15 @@
           </w:tcPr>
           <w:p>
             <w:pPr>
-              <w:spacing w:line="360" w:lineRule="auto"/>
               <w:ind w:firstLine="0"/>
               <w:jc w:val="center"/>
               <w:rPr>
-                <w:color w:val="000000" w:themeColor="text1"/>
                 <w:szCs w:val="24"/>
                 <w:lang w:eastAsia="en-US"/>
               </w:rPr>
             </w:pPr>
             <w:r>
               <w:rPr>
-                <w:color w:val="000000" w:themeColor="text1"/>
                 <w:szCs w:val="24"/>
                 <w:lang w:eastAsia="en-US"/>
               </w:rPr>
@@ -1380,7 +1237,6 @@
             </w:r>
             <w:r>
               <w:rPr>
-                <w:color w:val="000000" w:themeColor="text1"/>
                 <w:szCs w:val="24"/>
                 <w:lang w:eastAsia="en-US"/>
               </w:rPr>
@@ -1398,14 +1254,12 @@
               <w:ind w:firstLine="0"/>
               <w:jc w:val="left"/>
               <w:rPr>
-                <w:color w:val="000000" w:themeColor="text1"/>
                 <w:szCs w:val="24"/>
                 <w:lang w:eastAsia="en-US"/>
               </w:rPr>
             </w:pPr>
             <w:r>
               <w:rPr>
-                <w:color w:val="000000" w:themeColor="text1"/>
                 <w:szCs w:val="24"/>
                 <w:lang w:eastAsia="en-US"/>
               </w:rPr>
@@ -1413,7 +1267,6 @@
             </w:r>
             <w:r>
               <w:rPr>
-                <w:color w:val="000000" w:themeColor="text1"/>
                 <w:szCs w:val="24"/>
                 <w:lang w:eastAsia="en-US"/>
               </w:rPr>
@@ -1452,22 +1305,25 @@
           <w:lang w:eastAsia="en-US"/>
         </w:rPr>
       </w:pPr>
-      <w:r>
-        <w:rPr>
-          <w:rFonts w:eastAsia="Calibri" w:cs="Times New Roman"/>
-          <w:szCs w:val="24"/>
-          <w:lang w:eastAsia="en-US"/>
-        </w:rPr>
-        <w:t>«</w:t>
-      </w:r>
-      <w:r>
-        <w:rPr>
-          <w:rFonts w:eastAsia="Calibri" w:cs="Times New Roman"/>
-          <w:szCs w:val="24"/>
-          <w:lang w:eastAsia="en-US"/>
-        </w:rPr>
-        <w:t>11</w:t>
-      </w:r>
+      <w:bookmarkStart w:id="0" w:name="_Hlk217003692"/>
+      <w:r>
+        <w:rPr>
+          <w:rFonts w:eastAsia="Calibri" w:cs="Times New Roman"/>
+          <w:szCs w:val="24"/>
+          <w:lang w:eastAsia="en-US"/>
+        </w:rPr>
+        <w:t>«____</w:t>
+      </w:r>
+      <w:proofErr w:type="gramStart"/>
+      <w:r>
+        <w:rPr>
+          <w:rFonts w:eastAsia="Calibri" w:cs="Times New Roman"/>
+          <w:szCs w:val="24"/>
+          <w:lang w:eastAsia="en-US"/>
+        </w:rPr>
+        <w:t>_</w:t>
+      </w:r>
+      <w:bookmarkStart w:id="1" w:name="_Hlk201831473"/>
       <w:r>
         <w:rPr>
           <w:rFonts w:eastAsia="Calibri" w:cs="Times New Roman"/>
@@ -1476,285 +1332,179 @@
         </w:rPr>
         <w:t>»</w:t>
       </w:r>
-      <w:r>
-        <w:rPr>
-          <w:rFonts w:eastAsia="Calibri" w:cs="Times New Roman"/>
-          <w:szCs w:val="24"/>
-          <w:lang w:eastAsia="en-US"/>
-        </w:rPr>
-        <w:t xml:space="preserve"> марта </w:t>
-      </w:r>
-      <w:r>
-        <w:rPr>
-          <w:rFonts w:eastAsia="Calibri" w:cs="Times New Roman"/>
-          <w:szCs w:val="24"/>
-          <w:lang w:eastAsia="en-US"/>
-        </w:rPr>
-        <w:t>2</w:t>
-      </w:r>
-      <w:r>
-        <w:rPr>
-          <w:rFonts w:eastAsia="Calibri" w:cs="Times New Roman"/>
-          <w:szCs w:val="24"/>
-          <w:lang w:eastAsia="en-US"/>
-        </w:rPr>
-        <w:t xml:space="preserve">025 </w:t>
-      </w:r>
-      <w:r>
-        <w:rPr>
-          <w:rFonts w:eastAsia="Calibri" w:cs="Times New Roman"/>
-          <w:szCs w:val="24"/>
-          <w:lang w:eastAsia="en-US"/>
-        </w:rPr>
-        <w:t xml:space="preserve">г.       </w:t>
-      </w:r>
-      <w:r>
-        <w:rPr>
-          <w:rFonts w:eastAsia="Calibri" w:cs="Times New Roman"/>
-          <w:szCs w:val="24"/>
-          <w:lang w:eastAsia="en-US"/>
-        </w:rPr>
-        <w:t xml:space="preserve">                  </w:t>
-      </w:r>
-      <w:r>
-        <w:rPr>
-          <w:rFonts w:eastAsia="Calibri" w:cs="Times New Roman"/>
-          <w:szCs w:val="24"/>
-          <w:lang w:eastAsia="en-US"/>
-        </w:rPr>
-        <w:t xml:space="preserve"> ________________________(______________________)</w:t>
+      <w:bookmarkEnd w:id="1"/>
+      <w:r>
+        <w:rPr>
+          <w:rFonts w:eastAsia="Calibri" w:cs="Times New Roman"/>
+          <w:szCs w:val="24"/>
+          <w:lang w:eastAsia="en-US"/>
+        </w:rPr>
+        <w:t>_</w:t>
+      </w:r>
+      <w:proofErr w:type="gramEnd"/>
+      <w:r>
+        <w:rPr>
+          <w:rFonts w:eastAsia="Calibri" w:cs="Times New Roman"/>
+          <w:szCs w:val="24"/>
+          <w:lang w:eastAsia="en-US"/>
+        </w:rPr>
+        <w:t>__________20____г.        ________________________(______________________)</w:t>
       </w:r>
     </w:p>
     <w:p>
       <w:pPr>
         <w:ind w:firstLine="0"/>
-        <w:rPr>
-          <w:rFonts w:eastAsia="Calibri" w:cs="Times New Roman"/>
-          <w:szCs w:val="24"/>
-          <w:vertAlign w:val="superscript"/>
-          <w:lang w:eastAsia="en-US"/>
-        </w:rPr>
-      </w:pPr>
-      <w:r>
         <w:rPr>
           <w:rFonts w:eastAsia="Times New Roman" w:cs="Times New Roman"/>
           <w:sz w:val="20"/>
           <w:szCs w:val="20"/>
         </w:rPr>
-        <w:t xml:space="preserve">                                                                 </w:t>
-      </w:r>
+      </w:pPr>
       <w:r>
         <w:rPr>
           <w:rFonts w:eastAsia="Times New Roman" w:cs="Times New Roman"/>
           <w:sz w:val="20"/>
           <w:szCs w:val="20"/>
         </w:rPr>
-        <w:t xml:space="preserve">              </w:t>
-      </w:r>
+        <w:t xml:space="preserve">                                                                                   </w:t>
+      </w:r>
+      <w:bookmarkStart w:id="2" w:name="_Hlk217003261"/>
       <w:r>
         <w:rPr>
           <w:rFonts w:eastAsia="Times New Roman" w:cs="Times New Roman"/>
           <w:sz w:val="20"/>
           <w:szCs w:val="20"/>
         </w:rPr>
-        <w:t xml:space="preserve">    </w:t>
-      </w:r>
+        <w:t xml:space="preserve">подпись студента  </w:t>
+      </w:r>
+      <w:bookmarkStart w:id="3" w:name="_Hlk201830822"/>
       <w:r>
         <w:rPr>
           <w:rFonts w:eastAsia="Times New Roman" w:cs="Times New Roman"/>
           <w:sz w:val="20"/>
           <w:szCs w:val="20"/>
         </w:rPr>
-        <w:t>подпись студент</w:t>
-      </w:r>
+        <w:t xml:space="preserve">          </w:t>
+      </w:r>
+      <w:bookmarkStart w:id="4" w:name="_Hlk201831145"/>
       <w:r>
         <w:rPr>
           <w:rFonts w:eastAsia="Times New Roman" w:cs="Times New Roman"/>
           <w:sz w:val="20"/>
           <w:szCs w:val="20"/>
         </w:rPr>
-        <w:t>а</w:t>
-      </w:r>
-      <w:bookmarkStart w:id="0" w:name="_Hlk201832367"/>
+        <w:t xml:space="preserve">    </w:t>
+      </w:r>
+      <w:bookmarkEnd w:id="3"/>
       <w:r>
         <w:rPr>
           <w:rFonts w:eastAsia="Times New Roman" w:cs="Times New Roman"/>
           <w:sz w:val="20"/>
           <w:szCs w:val="20"/>
-          <w:vertAlign w:val="superscript"/>
-        </w:rPr>
-        <w:t xml:space="preserve">      </w:t>
-      </w:r>
+        </w:rPr>
+        <w:t xml:space="preserve">    </w:t>
+      </w:r>
+      <w:bookmarkEnd w:id="4"/>
       <w:r>
         <w:rPr>
           <w:rFonts w:eastAsia="Times New Roman" w:cs="Times New Roman"/>
           <w:sz w:val="20"/>
           <w:szCs w:val="20"/>
-          <w:vertAlign w:val="superscript"/>
-        </w:rPr>
-        <w:t xml:space="preserve">                          </w:t>
-      </w:r>
-      <w:r>
+        </w:rPr>
+        <w:t xml:space="preserve">    расшифровка подписи</w:t>
+      </w:r>
+    </w:p>
+    <w:bookmarkEnd w:id="0"/>
+    <w:bookmarkEnd w:id="2"/>
+    <w:p>
+      <w:pPr>
+        <w:ind w:firstLine="0"/>
+        <w:rPr>
+          <w:rFonts w:eastAsia="Calibri" w:cs="Times New Roman"/>
+          <w:szCs w:val="24"/>
+          <w:lang w:eastAsia="en-US"/>
+        </w:rPr>
+      </w:pPr>
+    </w:p>
+    <w:p>
+      <w:pPr>
+        <w:ind w:firstLine="0"/>
+        <w:rPr>
+          <w:rFonts w:eastAsia="Calibri" w:cs="Times New Roman"/>
+          <w:szCs w:val="24"/>
+          <w:lang w:eastAsia="en-US"/>
+        </w:rPr>
+      </w:pPr>
+    </w:p>
+    <w:p>
+      <w:pPr>
+        <w:ind w:firstLine="0"/>
+        <w:rPr>
+          <w:rFonts w:eastAsia="Calibri" w:cs="Times New Roman"/>
+          <w:szCs w:val="24"/>
+          <w:lang w:eastAsia="en-US"/>
+        </w:rPr>
+      </w:pPr>
+      <w:bookmarkStart w:id="5" w:name="_Hlk217003880"/>
+      <w:r>
+        <w:rPr>
+          <w:rFonts w:eastAsia="Calibri" w:cs="Times New Roman"/>
+          <w:szCs w:val="24"/>
+          <w:lang w:eastAsia="en-US"/>
+        </w:rPr>
+        <w:t>Научный руководитель</w:t>
+      </w:r>
+      <w:r>
+        <w:rPr>
+          <w:rFonts w:eastAsia="Calibri" w:cs="Times New Roman"/>
+          <w:szCs w:val="24"/>
+          <w:lang w:eastAsia="en-US"/>
+        </w:rPr>
+        <w:t xml:space="preserve">                  </w:t>
+      </w:r>
+      <w:r>
+        <w:rPr>
+          <w:rFonts w:eastAsia="Calibri" w:cs="Times New Roman"/>
+          <w:szCs w:val="24"/>
+          <w:lang w:eastAsia="en-US"/>
+        </w:rPr>
+        <w:t>_______________________</w:t>
+      </w:r>
+      <w:proofErr w:type="gramStart"/>
+      <w:r>
+        <w:rPr>
+          <w:rFonts w:eastAsia="Calibri" w:cs="Times New Roman"/>
+          <w:szCs w:val="24"/>
+          <w:lang w:eastAsia="en-US"/>
+        </w:rPr>
+        <w:t>_(</w:t>
+      </w:r>
+      <w:proofErr w:type="gramEnd"/>
+      <w:r>
+        <w:rPr>
+          <w:rFonts w:eastAsia="Calibri" w:cs="Times New Roman"/>
+          <w:szCs w:val="24"/>
+          <w:lang w:eastAsia="en-US"/>
+        </w:rPr>
+        <w:t>______________________)</w:t>
+      </w:r>
+    </w:p>
+    <w:p>
+      <w:pPr>
+        <w:ind w:firstLine="0"/>
         <w:rPr>
           <w:rFonts w:eastAsia="Times New Roman" w:cs="Times New Roman"/>
           <w:sz w:val="20"/>
           <w:szCs w:val="20"/>
-          <w:vertAlign w:val="superscript"/>
-        </w:rPr>
-        <w:t xml:space="preserve"> </w:t>
-      </w:r>
+        </w:rPr>
+      </w:pPr>
       <w:r>
         <w:rPr>
           <w:rFonts w:eastAsia="Times New Roman" w:cs="Times New Roman"/>
           <w:sz w:val="20"/>
           <w:szCs w:val="20"/>
         </w:rPr>
-        <w:t>расшифровка подписи</w:t>
-      </w:r>
-      <w:bookmarkEnd w:id="0"/>
-    </w:p>
-    <w:p>
-      <w:pPr>
-        <w:ind w:firstLine="0"/>
-        <w:rPr>
-          <w:rFonts w:eastAsia="Calibri" w:cs="Times New Roman"/>
-          <w:szCs w:val="24"/>
-          <w:lang w:eastAsia="en-US"/>
-        </w:rPr>
-      </w:pPr>
-    </w:p>
-    <w:p>
-      <w:pPr>
-        <w:ind w:firstLine="0"/>
-        <w:rPr>
-          <w:rFonts w:eastAsia="Calibri" w:cs="Times New Roman"/>
-          <w:szCs w:val="24"/>
-          <w:lang w:eastAsia="en-US"/>
-        </w:rPr>
-      </w:pPr>
-    </w:p>
-    <w:p>
-      <w:pPr>
-        <w:ind w:firstLine="0"/>
-        <w:rPr>
-          <w:rFonts w:eastAsia="Calibri" w:cs="Times New Roman"/>
-          <w:szCs w:val="24"/>
-          <w:lang w:eastAsia="en-US"/>
-        </w:rPr>
-      </w:pPr>
-      <w:r>
-        <w:rPr>
-          <w:rFonts w:eastAsia="Calibri" w:cs="Times New Roman"/>
-          <w:szCs w:val="24"/>
-          <w:lang w:eastAsia="en-US"/>
-        </w:rPr>
-        <w:t>Научный руководитель</w:t>
-      </w:r>
-      <w:r>
-        <w:rPr>
-          <w:rFonts w:eastAsia="Calibri" w:cs="Times New Roman"/>
-          <w:szCs w:val="24"/>
-          <w:lang w:eastAsia="en-US"/>
-        </w:rPr>
-        <w:tab/>
-      </w:r>
-      <w:r>
-        <w:rPr>
-          <w:rFonts w:eastAsia="Calibri" w:cs="Times New Roman"/>
-          <w:szCs w:val="24"/>
-          <w:lang w:eastAsia="en-US"/>
-        </w:rPr>
-        <w:t xml:space="preserve">          ______</w:t>
-      </w:r>
-      <w:r>
-        <w:rPr>
-          <w:rFonts w:eastAsia="Calibri" w:cs="Times New Roman"/>
-          <w:szCs w:val="24"/>
-          <w:lang w:eastAsia="en-US"/>
-        </w:rPr>
-        <w:t>________________</w:t>
-      </w:r>
-      <w:r>
-        <w:rPr>
-          <w:rFonts w:eastAsia="Calibri" w:cs="Times New Roman"/>
-          <w:szCs w:val="24"/>
-          <w:lang w:eastAsia="en-US"/>
-        </w:rPr>
-        <w:t>__</w:t>
-      </w:r>
-      <w:r>
-        <w:rPr>
-          <w:rFonts w:eastAsia="Calibri" w:cs="Times New Roman"/>
-          <w:szCs w:val="24"/>
-          <w:lang w:eastAsia="en-US"/>
-        </w:rPr>
-        <w:t>(</w:t>
-      </w:r>
-      <w:r>
-        <w:rPr>
-          <w:rFonts w:eastAsia="Calibri" w:cs="Times New Roman"/>
-          <w:szCs w:val="24"/>
-          <w:lang w:eastAsia="en-US"/>
-        </w:rPr>
-        <w:t>______________________)</w:t>
-      </w:r>
-    </w:p>
-    <w:p>
-      <w:pPr>
-        <w:ind w:firstLine="0"/>
-        <w:rPr>
-          <w:rFonts w:eastAsia="Calibri" w:cs="Times New Roman"/>
-          <w:szCs w:val="24"/>
-          <w:vertAlign w:val="superscript"/>
-          <w:lang w:eastAsia="en-US"/>
-        </w:rPr>
-      </w:pPr>
-      <w:r>
-        <w:rPr>
-          <w:rFonts w:eastAsia="Calibri" w:cs="Times New Roman"/>
-          <w:szCs w:val="24"/>
-          <w:vertAlign w:val="superscript"/>
-          <w:lang w:eastAsia="en-US"/>
-        </w:rPr>
-        <w:t xml:space="preserve">                                                                    </w:t>
-      </w:r>
-      <w:r>
-        <w:rPr>
-          <w:rFonts w:eastAsia="Calibri" w:cs="Times New Roman"/>
-          <w:szCs w:val="24"/>
-          <w:vertAlign w:val="superscript"/>
-          <w:lang w:eastAsia="en-US"/>
-        </w:rPr>
-        <w:t xml:space="preserve">                                  </w:t>
-      </w:r>
-      <w:bookmarkStart w:id="1" w:name="_Hlk201832386"/>
-      <w:r>
-        <w:rPr>
-          <w:rFonts w:eastAsia="Calibri" w:cs="Times New Roman"/>
-          <w:szCs w:val="24"/>
-          <w:vertAlign w:val="superscript"/>
-          <w:lang w:eastAsia="en-US"/>
-        </w:rPr>
-        <w:t xml:space="preserve">     </w:t>
-      </w:r>
-      <w:r>
-        <w:rPr>
-          <w:rFonts w:eastAsia="Calibri" w:cs="Times New Roman"/>
-          <w:szCs w:val="24"/>
-          <w:vertAlign w:val="superscript"/>
-          <w:lang w:eastAsia="en-US"/>
-        </w:rPr>
-        <w:t xml:space="preserve">  </w:t>
-      </w:r>
-      <w:bookmarkEnd w:id="1"/>
-      <w:r>
-        <w:rPr>
-          <w:rFonts w:eastAsia="Calibri" w:cs="Times New Roman"/>
-          <w:szCs w:val="24"/>
-          <w:vertAlign w:val="superscript"/>
-          <w:lang w:eastAsia="en-US"/>
-        </w:rPr>
-        <w:t xml:space="preserve">   </w:t>
+        <w:t xml:space="preserve">                                                             </w:t>
       </w:r>
       <w:r>
         <w:rPr>
@@ -1762,34 +1512,33 @@
           <w:sz w:val="20"/>
           <w:szCs w:val="20"/>
         </w:rPr>
-        <w:t>подпись</w:t>
+        <w:t xml:space="preserve">   </w:t>
       </w:r>
       <w:r>
         <w:rPr>
           <w:rFonts w:eastAsia="Times New Roman" w:cs="Times New Roman"/>
           <w:sz w:val="20"/>
           <w:szCs w:val="20"/>
-          <w:vertAlign w:val="superscript"/>
-        </w:rPr>
-        <w:t xml:space="preserve">      </w:t>
-      </w:r>
+        </w:rPr>
+        <w:t xml:space="preserve">               </w:t>
+      </w:r>
+      <w:bookmarkStart w:id="6" w:name="_Hlk201832386"/>
       <w:r>
         <w:rPr>
           <w:rFonts w:eastAsia="Times New Roman" w:cs="Times New Roman"/>
           <w:sz w:val="20"/>
           <w:szCs w:val="20"/>
-          <w:vertAlign w:val="superscript"/>
-        </w:rPr>
-        <w:t xml:space="preserve">                                         </w:t>
-      </w:r>
+        </w:rPr>
+        <w:t xml:space="preserve">           </w:t>
+      </w:r>
+      <w:bookmarkEnd w:id="6"/>
       <w:r>
         <w:rPr>
           <w:rFonts w:eastAsia="Times New Roman" w:cs="Times New Roman"/>
           <w:sz w:val="20"/>
           <w:szCs w:val="20"/>
-          <w:vertAlign w:val="superscript"/>
-        </w:rPr>
-        <w:t xml:space="preserve"> </w:t>
+        </w:rPr>
+        <w:t xml:space="preserve">  </w:t>
       </w:r>
       <w:r>
         <w:rPr>
@@ -1797,18 +1546,41 @@
           <w:sz w:val="20"/>
           <w:szCs w:val="20"/>
         </w:rPr>
+        <w:t>подпись</w:t>
+      </w:r>
+      <w:r>
+        <w:rPr>
+          <w:rFonts w:eastAsia="Times New Roman" w:cs="Times New Roman"/>
+          <w:sz w:val="20"/>
+          <w:szCs w:val="20"/>
+        </w:rPr>
+        <w:t xml:space="preserve">            </w:t>
+      </w:r>
+      <w:r>
+        <w:rPr>
+          <w:rFonts w:eastAsia="Times New Roman" w:cs="Times New Roman"/>
+          <w:sz w:val="20"/>
+          <w:szCs w:val="20"/>
+        </w:rPr>
+        <w:t xml:space="preserve">    </w:t>
+      </w:r>
+      <w:r>
+        <w:rPr>
+          <w:rFonts w:eastAsia="Times New Roman" w:cs="Times New Roman"/>
+          <w:sz w:val="20"/>
+          <w:szCs w:val="20"/>
+        </w:rPr>
+        <w:t xml:space="preserve">               </w:t>
+      </w:r>
+      <w:r>
+        <w:rPr>
+          <w:rFonts w:eastAsia="Times New Roman" w:cs="Times New Roman"/>
+          <w:sz w:val="20"/>
+          <w:szCs w:val="20"/>
+        </w:rPr>
         <w:t>расшифровка подписи</w:t>
       </w:r>
-    </w:p>
-    <w:p>
-      <w:pPr>
-        <w:jc w:val="center"/>
-        <w:rPr>
-          <w:rFonts w:cs="Times New Roman"/>
-          <w:b/>
-          <w:szCs w:val="24"/>
-        </w:rPr>
-      </w:pPr>
+      <w:bookmarkEnd w:id="5"/>
     </w:p>
     <w:sectPr>
       <w:pgSz w:w="11906" w:h="16838"/>

--- a/Novosibirsk_State_University/Курсовая работа/План.docx
+++ b/Novosibirsk_State_University/Курсовая работа/План.docx
@@ -4,7 +4,6 @@
   <w:body>
     <w:p>
       <w:pPr>
-        <w:spacing w:line="360" w:lineRule="auto"/>
         <w:ind w:firstLine="0"/>
         <w:rPr>
           <w:rFonts w:eastAsia="Calibri" w:cs="Times New Roman"/>
@@ -59,7 +58,6 @@
     </w:p>
     <w:p>
       <w:pPr>
-        <w:spacing w:line="360" w:lineRule="auto"/>
         <w:ind w:firstLine="0"/>
         <w:rPr>
           <w:rFonts w:eastAsia="Calibri" w:cs="Times New Roman"/>
@@ -114,7 +112,6 @@
     </w:p>
     <w:p>
       <w:pPr>
-        <w:spacing w:line="360" w:lineRule="auto"/>
         <w:ind w:firstLine="0"/>
         <w:rPr>
           <w:rFonts w:eastAsia="Calibri" w:cs="Times New Roman"/>
@@ -177,7 +174,6 @@
     </w:p>
     <w:p>
       <w:pPr>
-        <w:spacing w:line="360" w:lineRule="auto"/>
         <w:ind w:firstLine="0"/>
         <w:rPr>
           <w:rFonts w:eastAsia="Calibri" w:cs="Times New Roman"/>
@@ -243,23 +239,13 @@
         </w:rPr>
         <w:t xml:space="preserve"> </w:t>
       </w:r>
-      <w:proofErr w:type="spellStart"/>
-      <w:r>
-        <w:rPr>
-          <w:rFonts w:eastAsia="Calibri" w:cs="Times New Roman"/>
-          <w:szCs w:val="24"/>
-          <w:lang w:eastAsia="en-US"/>
-        </w:rPr>
-        <w:t>ИАиЭ</w:t>
-      </w:r>
-      <w:proofErr w:type="spellEnd"/>
-      <w:r>
-        <w:rPr>
-          <w:rFonts w:eastAsia="Calibri" w:cs="Times New Roman"/>
-          <w:szCs w:val="24"/>
-          <w:lang w:eastAsia="en-US"/>
-        </w:rPr>
-        <w:t xml:space="preserve"> СО РАН, </w:t>
+      <w:r>
+        <w:rPr>
+          <w:rFonts w:eastAsia="Calibri" w:cs="Times New Roman"/>
+          <w:szCs w:val="24"/>
+          <w:lang w:eastAsia="en-US"/>
+        </w:rPr>
+        <w:t xml:space="preserve">ИАиЭ СО РАН, </w:t>
       </w:r>
       <w:r>
         <w:rPr>
@@ -280,7 +266,6 @@
     </w:p>
     <w:p>
       <w:pPr>
-        <w:spacing w:line="360" w:lineRule="auto"/>
         <w:ind w:firstLine="0"/>
         <w:rPr>
           <w:rFonts w:eastAsia="Calibri" w:cs="Times New Roman"/>
@@ -375,15 +360,7 @@
           <w:szCs w:val="24"/>
           <w:lang w:eastAsia="en-US"/>
         </w:rPr>
-        <w:t>ПЛАН</w:t>
-      </w:r>
-      <w:r>
-        <w:rPr>
-          <w:rFonts w:eastAsia="Calibri" w:cs="Times New Roman"/>
-          <w:szCs w:val="24"/>
-          <w:lang w:eastAsia="en-US"/>
-        </w:rPr>
-        <w:t xml:space="preserve"> </w:t>
+        <w:t>ПЛАН-ГРАФИК</w:t>
       </w:r>
     </w:p>
     <w:p>
@@ -1312,16 +1289,7 @@
           <w:szCs w:val="24"/>
           <w:lang w:eastAsia="en-US"/>
         </w:rPr>
-        <w:t>«____</w:t>
-      </w:r>
-      <w:proofErr w:type="gramStart"/>
-      <w:r>
-        <w:rPr>
-          <w:rFonts w:eastAsia="Calibri" w:cs="Times New Roman"/>
-          <w:szCs w:val="24"/>
-          <w:lang w:eastAsia="en-US"/>
-        </w:rPr>
-        <w:t>_</w:t>
+        <w:t>«_____</w:t>
       </w:r>
       <w:bookmarkStart w:id="1" w:name="_Hlk201831473"/>
       <w:r>
@@ -1339,16 +1307,7 @@
           <w:szCs w:val="24"/>
           <w:lang w:eastAsia="en-US"/>
         </w:rPr>
-        <w:t>_</w:t>
-      </w:r>
-      <w:proofErr w:type="gramEnd"/>
-      <w:r>
-        <w:rPr>
-          <w:rFonts w:eastAsia="Calibri" w:cs="Times New Roman"/>
-          <w:szCs w:val="24"/>
-          <w:lang w:eastAsia="en-US"/>
-        </w:rPr>
-        <w:t>__________20____г.        ________________________(______________________)</w:t>
+        <w:t>___________20____г.        ________________________(______________________)</w:t>
       </w:r>
     </w:p>
     <w:p>
@@ -1468,25 +1427,7 @@
           <w:szCs w:val="24"/>
           <w:lang w:eastAsia="en-US"/>
         </w:rPr>
-        <w:t>_______________________</w:t>
-      </w:r>
-      <w:proofErr w:type="gramStart"/>
-      <w:r>
-        <w:rPr>
-          <w:rFonts w:eastAsia="Calibri" w:cs="Times New Roman"/>
-          <w:szCs w:val="24"/>
-          <w:lang w:eastAsia="en-US"/>
-        </w:rPr>
-        <w:t>_(</w:t>
-      </w:r>
-      <w:proofErr w:type="gramEnd"/>
-      <w:r>
-        <w:rPr>
-          <w:rFonts w:eastAsia="Calibri" w:cs="Times New Roman"/>
-          <w:szCs w:val="24"/>
-          <w:lang w:eastAsia="en-US"/>
-        </w:rPr>
-        <w:t>______________________)</w:t>
+        <w:t>________________________(______________________)</w:t>
       </w:r>
     </w:p>
     <w:p>
